--- a/论文0323.docx
+++ b/论文0323.docx
@@ -4380,6 +4380,7 @@
         <w:t>S6. Additional per-output metrics</w:t>
       </w:r>
     </w:p>
+    <w:p/>
     <w:p/>
     <w:p/>
     <w:sectPr>
